--- a/UDA/UDA_ViaPerVia_SecondariaSecondoGrado.docx
+++ b/UDA/UDA_ViaPerVia_SecondariaSecondoGrado.docx
@@ -44,17 +44,6 @@
     </w:p>
     <w:p>
       <w:pPr>
-        <w:pStyle w:val="HorizontalLine"/>
-        <w:bidi w:val="0"/>
-        <w:jc w:val="left"/>
-        <w:rPr/>
-      </w:pPr>
-      <w:r>
-        <w:rPr/>
-      </w:r>
-    </w:p>
-    <w:p>
-      <w:pPr>
         <w:pStyle w:val="BlockQuotation"/>
         <w:bidi w:val="0"/>
         <w:jc w:val="left"/>
@@ -79,17 +68,6 @@
       <w:r>
         <w:rPr/>
         <w:t xml:space="preserve"> sono segnaposto da personalizzare. Per le classi del triennio è possibile collegare il progetto a un percorso PCTO. Per quelle del biennio il progetto si presta a essere avviato come attività di orientamento alla ricerca documentale.</w:t>
-      </w:r>
-    </w:p>
-    <w:p>
-      <w:pPr>
-        <w:pStyle w:val="HorizontalLine"/>
-        <w:bidi w:val="0"/>
-        <w:jc w:val="left"/>
-        <w:rPr/>
-      </w:pPr>
-      <w:r>
-        <w:rPr/>
       </w:r>
     </w:p>
     <w:p>
@@ -119,8 +97,8 @@
         </w:tblCellMar>
       </w:tblPr>
       <w:tblGrid>
-        <w:gridCol w:w="2717"/>
-        <w:gridCol w:w="6920"/>
+        <w:gridCol w:w="2437"/>
+        <w:gridCol w:w="7200"/>
       </w:tblGrid>
       <w:tr>
         <w:trPr>
@@ -128,7 +106,7 @@
         </w:trPr>
         <w:tc>
           <w:tcPr>
-            <w:tcW w:w="2717" w:type="dxa"/>
+            <w:tcW w:w="2437" w:type="dxa"/>
             <w:tcBorders>
               <w:top w:val="single" w:sz="4" w:space="0" w:color="000000"/>
               <w:left w:val="single" w:sz="4" w:space="0" w:color="000000"/>
@@ -150,7 +128,7 @@
         </w:tc>
         <w:tc>
           <w:tcPr>
-            <w:tcW w:w="6920" w:type="dxa"/>
+            <w:tcW w:w="7200" w:type="dxa"/>
             <w:tcBorders>
               <w:top w:val="single" w:sz="4" w:space="0" w:color="000000"/>
               <w:left w:val="single" w:sz="4" w:space="0" w:color="000000"/>
@@ -176,7 +154,7 @@
         <w:trPr/>
         <w:tc>
           <w:tcPr>
-            <w:tcW w:w="2717" w:type="dxa"/>
+            <w:tcW w:w="2437" w:type="dxa"/>
             <w:tcBorders>
               <w:left w:val="single" w:sz="4" w:space="0" w:color="000000"/>
               <w:bottom w:val="single" w:sz="4" w:space="0" w:color="000000"/>
@@ -199,7 +177,7 @@
         </w:tc>
         <w:tc>
           <w:tcPr>
-            <w:tcW w:w="6920" w:type="dxa"/>
+            <w:tcW w:w="7200" w:type="dxa"/>
             <w:tcBorders>
               <w:left w:val="single" w:sz="4" w:space="0" w:color="000000"/>
               <w:bottom w:val="single" w:sz="4" w:space="0" w:color="000000"/>
@@ -224,7 +202,7 @@
         <w:trPr/>
         <w:tc>
           <w:tcPr>
-            <w:tcW w:w="2717" w:type="dxa"/>
+            <w:tcW w:w="2437" w:type="dxa"/>
             <w:tcBorders>
               <w:left w:val="single" w:sz="4" w:space="0" w:color="000000"/>
               <w:bottom w:val="single" w:sz="4" w:space="0" w:color="000000"/>
@@ -247,7 +225,7 @@
         </w:tc>
         <w:tc>
           <w:tcPr>
-            <w:tcW w:w="6920" w:type="dxa"/>
+            <w:tcW w:w="7200" w:type="dxa"/>
             <w:tcBorders>
               <w:left w:val="single" w:sz="4" w:space="0" w:color="000000"/>
               <w:bottom w:val="single" w:sz="4" w:space="0" w:color="000000"/>
@@ -272,7 +250,7 @@
         <w:trPr/>
         <w:tc>
           <w:tcPr>
-            <w:tcW w:w="2717" w:type="dxa"/>
+            <w:tcW w:w="2437" w:type="dxa"/>
             <w:tcBorders>
               <w:left w:val="single" w:sz="4" w:space="0" w:color="000000"/>
               <w:bottom w:val="single" w:sz="4" w:space="0" w:color="000000"/>
@@ -295,7 +273,7 @@
         </w:tc>
         <w:tc>
           <w:tcPr>
-            <w:tcW w:w="6920" w:type="dxa"/>
+            <w:tcW w:w="7200" w:type="dxa"/>
             <w:tcBorders>
               <w:left w:val="single" w:sz="4" w:space="0" w:color="000000"/>
               <w:bottom w:val="single" w:sz="4" w:space="0" w:color="000000"/>
@@ -320,7 +298,7 @@
         <w:trPr/>
         <w:tc>
           <w:tcPr>
-            <w:tcW w:w="2717" w:type="dxa"/>
+            <w:tcW w:w="2437" w:type="dxa"/>
             <w:tcBorders>
               <w:left w:val="single" w:sz="4" w:space="0" w:color="000000"/>
               <w:bottom w:val="single" w:sz="4" w:space="0" w:color="000000"/>
@@ -343,7 +321,7 @@
         </w:tc>
         <w:tc>
           <w:tcPr>
-            <w:tcW w:w="6920" w:type="dxa"/>
+            <w:tcW w:w="7200" w:type="dxa"/>
             <w:tcBorders>
               <w:left w:val="single" w:sz="4" w:space="0" w:color="000000"/>
               <w:bottom w:val="single" w:sz="4" w:space="0" w:color="000000"/>
@@ -368,7 +346,7 @@
         <w:trPr/>
         <w:tc>
           <w:tcPr>
-            <w:tcW w:w="2717" w:type="dxa"/>
+            <w:tcW w:w="2437" w:type="dxa"/>
             <w:tcBorders>
               <w:left w:val="single" w:sz="4" w:space="0" w:color="000000"/>
               <w:bottom w:val="single" w:sz="4" w:space="0" w:color="000000"/>
@@ -391,7 +369,7 @@
         </w:tc>
         <w:tc>
           <w:tcPr>
-            <w:tcW w:w="6920" w:type="dxa"/>
+            <w:tcW w:w="7200" w:type="dxa"/>
             <w:tcBorders>
               <w:left w:val="single" w:sz="4" w:space="0" w:color="000000"/>
               <w:bottom w:val="single" w:sz="4" w:space="0" w:color="000000"/>
@@ -416,7 +394,7 @@
         <w:trPr/>
         <w:tc>
           <w:tcPr>
-            <w:tcW w:w="2717" w:type="dxa"/>
+            <w:tcW w:w="2437" w:type="dxa"/>
             <w:tcBorders>
               <w:left w:val="single" w:sz="4" w:space="0" w:color="000000"/>
               <w:bottom w:val="single" w:sz="4" w:space="0" w:color="000000"/>
@@ -439,7 +417,7 @@
         </w:tc>
         <w:tc>
           <w:tcPr>
-            <w:tcW w:w="6920" w:type="dxa"/>
+            <w:tcW w:w="7200" w:type="dxa"/>
             <w:tcBorders>
               <w:left w:val="single" w:sz="4" w:space="0" w:color="000000"/>
               <w:bottom w:val="single" w:sz="4" w:space="0" w:color="000000"/>
@@ -464,7 +442,7 @@
         <w:trPr/>
         <w:tc>
           <w:tcPr>
-            <w:tcW w:w="2717" w:type="dxa"/>
+            <w:tcW w:w="2437" w:type="dxa"/>
             <w:tcBorders>
               <w:left w:val="single" w:sz="4" w:space="0" w:color="000000"/>
               <w:bottom w:val="single" w:sz="4" w:space="0" w:color="000000"/>
@@ -487,7 +465,7 @@
         </w:tc>
         <w:tc>
           <w:tcPr>
-            <w:tcW w:w="6920" w:type="dxa"/>
+            <w:tcW w:w="7200" w:type="dxa"/>
             <w:tcBorders>
               <w:left w:val="single" w:sz="4" w:space="0" w:color="000000"/>
               <w:bottom w:val="single" w:sz="4" w:space="0" w:color="000000"/>
@@ -512,7 +490,7 @@
         <w:trPr/>
         <w:tc>
           <w:tcPr>
-            <w:tcW w:w="2717" w:type="dxa"/>
+            <w:tcW w:w="2437" w:type="dxa"/>
             <w:tcBorders>
               <w:left w:val="single" w:sz="4" w:space="0" w:color="000000"/>
               <w:bottom w:val="single" w:sz="4" w:space="0" w:color="000000"/>
@@ -535,7 +513,7 @@
         </w:tc>
         <w:tc>
           <w:tcPr>
-            <w:tcW w:w="6920" w:type="dxa"/>
+            <w:tcW w:w="7200" w:type="dxa"/>
             <w:tcBorders>
               <w:left w:val="single" w:sz="4" w:space="0" w:color="000000"/>
               <w:bottom w:val="single" w:sz="4" w:space="0" w:color="000000"/>
@@ -560,7 +538,7 @@
         <w:trPr/>
         <w:tc>
           <w:tcPr>
-            <w:tcW w:w="2717" w:type="dxa"/>
+            <w:tcW w:w="2437" w:type="dxa"/>
             <w:tcBorders>
               <w:left w:val="single" w:sz="4" w:space="0" w:color="000000"/>
               <w:bottom w:val="single" w:sz="4" w:space="0" w:color="000000"/>
@@ -583,7 +561,7 @@
         </w:tc>
         <w:tc>
           <w:tcPr>
-            <w:tcW w:w="6920" w:type="dxa"/>
+            <w:tcW w:w="7200" w:type="dxa"/>
             <w:tcBorders>
               <w:left w:val="single" w:sz="4" w:space="0" w:color="000000"/>
               <w:bottom w:val="single" w:sz="4" w:space="0" w:color="000000"/>
@@ -608,17 +586,6 @@
     <w:p>
       <w:pPr>
         <w:pStyle w:val="BodyText"/>
-        <w:bidi w:val="0"/>
-        <w:jc w:val="left"/>
-        <w:rPr/>
-      </w:pPr>
-      <w:r>
-        <w:rPr/>
-      </w:r>
-    </w:p>
-    <w:p>
-      <w:pPr>
-        <w:pStyle w:val="HorizontalLine"/>
         <w:bidi w:val="0"/>
         <w:jc w:val="left"/>
         <w:rPr/>
@@ -1169,13 +1136,20 @@
     </w:p>
     <w:p>
       <w:pPr>
-        <w:pStyle w:val="HorizontalLine"/>
-        <w:bidi w:val="0"/>
-        <w:jc w:val="left"/>
-        <w:rPr/>
-      </w:pPr>
-      <w:r>
-        <w:rPr/>
+        <w:pStyle w:val="BlockQuotation"/>
+        <w:bidi w:val="0"/>
+        <w:jc w:val="left"/>
+        <w:rPr/>
+      </w:pPr>
+      <w:r>
+        <w:rPr>
+          <w:b/>
+        </w:rPr>
+        <w:t>Nota:</w:t>
+      </w:r>
+      <w:r>
+        <w:rPr/>
+        <w:t xml:space="preserve"> sono in corso di adozione le nuove Indicazioni Nazionali per il secondo ciclo. Questa UDA ne recepisce già l'impianto metodologico (compiti di realtà, pensiero critico, rapporto scuola-territorio, uso critico dell'IA e delle fonti digitali) e sarà aggiornata nei riferimenti alla loro entrata in vigore.</w:t>
       </w:r>
     </w:p>
     <w:p>
@@ -1415,18 +1389,11 @@
     </w:p>
     <w:p>
       <w:pPr>
-        <w:pStyle w:val="HorizontalLine"/>
-        <w:bidi w:val="0"/>
-        <w:jc w:val="left"/>
-        <w:rPr/>
-      </w:pPr>
-      <w:r>
-        <w:rPr/>
-      </w:r>
-    </w:p>
-    <w:p>
-      <w:pPr>
         <w:pStyle w:val="Heading2"/>
+        <w:numPr>
+          <w:ilvl w:val="0"/>
+          <w:numId w:val="0"/>
+        </w:numPr>
         <w:bidi w:val="0"/>
         <w:ind w:hanging="0" w:left="0"/>
         <w:jc w:val="left"/>
@@ -1794,17 +1761,6 @@
     </w:p>
     <w:p>
       <w:pPr>
-        <w:pStyle w:val="HorizontalLine"/>
-        <w:bidi w:val="0"/>
-        <w:jc w:val="left"/>
-        <w:rPr/>
-      </w:pPr>
-      <w:r>
-        <w:rPr/>
-      </w:r>
-    </w:p>
-    <w:p>
-      <w:pPr>
         <w:pStyle w:val="Heading2"/>
         <w:bidi w:val="0"/>
         <w:ind w:hanging="0" w:left="0"/>
@@ -1917,7 +1873,7 @@
       </w:pPr>
       <w:r>
         <w:rPr/>
-        <w:t>Discussione problematizzante: la toponomastica come scelta politica e culturale. Esempi di strade rinominate, di figure discusse, di intitolazioni contestate.</w:t>
+        <w:t>Discussione problematizzante: la toponomastica come scelta politica e culturale. Esempi di strade rinominate, di figure discusse, di intitolazioni contestate (v. scheda Toponomastica difficile, Tracce 1 e 2, su starter-kit/toponomastica-difficile.html).</w:t>
       </w:r>
     </w:p>
     <w:p>
@@ -1960,6 +1916,27 @@
       <w:r>
         <w:rPr/>
         <w:t>Formazione dei gruppi e scelta delle vie. Contratto di gruppo (ruoli, tempi, responsabilità).</w:t>
+      </w:r>
+    </w:p>
+    <w:p>
+      <w:pPr>
+        <w:pStyle w:val="BodyText"/>
+        <w:numPr>
+          <w:ilvl w:val="0"/>
+          <w:numId w:val="8"/>
+        </w:numPr>
+        <w:tabs>
+          <w:tab w:val="clear" w:pos="709"/>
+          <w:tab w:val="left" w:pos="709" w:leader="none"/>
+        </w:tabs>
+        <w:bidi w:val="0"/>
+        <w:ind w:hanging="283" w:left="709"/>
+        <w:jc w:val="left"/>
+        <w:rPr/>
+      </w:pPr>
+      <w:r>
+        <w:rPr/>
+        <w:t>La classe delibera fin d'ora la forma di restituzione alla comunità (v. Fase finale), così da orientare la raccolta dei materiali.</w:t>
       </w:r>
     </w:p>
     <w:p>
@@ -1982,17 +1959,6 @@
     </w:p>
     <w:p>
       <w:pPr>
-        <w:pStyle w:val="HorizontalLine"/>
-        <w:bidi w:val="0"/>
-        <w:jc w:val="left"/>
-        <w:rPr/>
-      </w:pPr>
-      <w:r>
-        <w:rPr/>
-      </w:r>
-    </w:p>
-    <w:p>
-      <w:pPr>
         <w:pStyle w:val="Heading3"/>
         <w:bidi w:val="0"/>
         <w:ind w:hanging="0" w:left="0"/>
@@ -2115,17 +2081,6 @@
     </w:p>
     <w:p>
       <w:pPr>
-        <w:pStyle w:val="HorizontalLine"/>
-        <w:bidi w:val="0"/>
-        <w:jc w:val="left"/>
-        <w:rPr/>
-      </w:pPr>
-      <w:r>
-        <w:rPr/>
-      </w:r>
-    </w:p>
-    <w:p>
-      <w:pPr>
         <w:pStyle w:val="Heading3"/>
         <w:bidi w:val="0"/>
         <w:ind w:hanging="0" w:left="0"/>
@@ -2287,17 +2242,6 @@
     </w:p>
     <w:p>
       <w:pPr>
-        <w:pStyle w:val="HorizontalLine"/>
-        <w:bidi w:val="0"/>
-        <w:jc w:val="left"/>
-        <w:rPr/>
-      </w:pPr>
-      <w:r>
-        <w:rPr/>
-      </w:r>
-    </w:p>
-    <w:p>
-      <w:pPr>
         <w:pStyle w:val="Heading3"/>
         <w:bidi w:val="0"/>
         <w:ind w:hanging="0" w:left="0"/>
@@ -2462,17 +2406,6 @@
     </w:p>
     <w:p>
       <w:pPr>
-        <w:pStyle w:val="HorizontalLine"/>
-        <w:bidi w:val="0"/>
-        <w:jc w:val="left"/>
-        <w:rPr/>
-      </w:pPr>
-      <w:r>
-        <w:rPr/>
-      </w:r>
-    </w:p>
-    <w:p>
-      <w:pPr>
         <w:pStyle w:val="Heading3"/>
         <w:bidi w:val="0"/>
         <w:ind w:hanging="0" w:left="0"/>
@@ -2524,7 +2457,6 @@
           <w:tab w:val="left" w:pos="709" w:leader="none"/>
         </w:tabs>
         <w:bidi w:val="0"/>
-        <w:spacing w:before="0" w:after="0"/>
         <w:ind w:hanging="283" w:left="709"/>
         <w:jc w:val="left"/>
         <w:rPr/>
@@ -2680,17 +2612,6 @@
     </w:p>
     <w:p>
       <w:pPr>
-        <w:pStyle w:val="HorizontalLine"/>
-        <w:bidi w:val="0"/>
-        <w:jc w:val="left"/>
-        <w:rPr/>
-      </w:pPr>
-      <w:r>
-        <w:rPr/>
-      </w:r>
-    </w:p>
-    <w:p>
-      <w:pPr>
         <w:pStyle w:val="Heading3"/>
         <w:bidi w:val="0"/>
         <w:ind w:hanging="0" w:left="0"/>
@@ -2699,7 +2620,7 @@
       </w:pPr>
       <w:r>
         <w:rPr/>
-        <w:t>Fase 6 — Contributi grafici, mappa e multimedia</w:t>
+        <w:t>Fase 6 — Diario visivo, mappa e multimedia</w:t>
       </w:r>
     </w:p>
     <w:p>
@@ -2748,7 +2669,57 @@
       </w:pPr>
       <w:r>
         <w:rPr/>
-        <w:t>Produzione degli elaborati grafici originali o selezione di immagini con licenza libera (Wikimedia Commons, Unsplash).</w:t>
+        <w:t xml:space="preserve">Produzione degli elaborati grafici originali o selezione di immagini con licenza aperta verificabile: </w:t>
+      </w:r>
+      <w:r>
+        <w:rPr>
+          <w:b/>
+        </w:rPr>
+        <w:t>Wikimedia Commons</w:t>
+      </w:r>
+      <w:r>
+        <w:rPr/>
+        <w:t xml:space="preserve"> (indicando la licenza specifica dell'immagine), </w:t>
+      </w:r>
+      <w:r>
+        <w:rPr>
+          <w:b/>
+        </w:rPr>
+        <w:t>Openverse</w:t>
+      </w:r>
+      <w:r>
+        <w:rPr/>
+        <w:t xml:space="preserve"> (motore di ricerca per contenuti CC), </w:t>
+      </w:r>
+      <w:r>
+        <w:rPr>
+          <w:b/>
+        </w:rPr>
+        <w:t>Flickr Commons</w:t>
+      </w:r>
+      <w:r>
+        <w:rPr/>
+        <w:t xml:space="preserve"> ed </w:t>
+      </w:r>
+      <w:r>
+        <w:rPr>
+          <w:b/>
+        </w:rPr>
+        <w:t>Europeana</w:t>
+      </w:r>
+      <w:r>
+        <w:rPr/>
+        <w:t xml:space="preserve"> per il materiale fotografico storico. Attenzione: piattaforme come Unsplash o Pixabay usano licenze proprietarie che, pur permettendo molti usi, </w:t>
+      </w:r>
+      <w:r>
+        <w:rPr>
+          <w:b/>
+        </w:rPr>
+        <w:t>non sono licenze aperte</w:t>
+      </w:r>
+      <w:r>
+        <w:rPr/>
+        <w:t xml:space="preserve"> e non sono compatibili con la ridistribuzione in CC BY-NC-SA: verificare sempre i termini è parte dell'esercizio di cittadinanza digitale.</w:t>
       </w:r>
     </w:p>
     <w:p>
@@ -2816,18 +2787,42 @@
     </w:p>
     <w:p>
       <w:pPr>
-        <w:pStyle w:val="HorizontalLine"/>
-        <w:bidi w:val="0"/>
-        <w:jc w:val="left"/>
-        <w:rPr/>
-      </w:pPr>
-      <w:r>
-        <w:rPr/>
+        <w:pStyle w:val="BodyText"/>
+        <w:numPr>
+          <w:ilvl w:val="0"/>
+          <w:numId w:val="13"/>
+        </w:numPr>
+        <w:tabs>
+          <w:tab w:val="clear" w:pos="709"/>
+          <w:tab w:val="left" w:pos="709" w:leader="none"/>
+        </w:tabs>
+        <w:bidi w:val="0"/>
+        <w:ind w:hanging="283" w:left="709"/>
+        <w:jc w:val="left"/>
+        <w:rPr/>
+      </w:pPr>
+      <w:r>
+        <w:rPr/>
+        <w:t xml:space="preserve">Gli elaborati confluiscono nel </w:t>
+      </w:r>
+      <w:r>
+        <w:rPr>
+          <w:b/>
+        </w:rPr>
+        <w:t>Diario visivo di via</w:t>
+      </w:r>
+      <w:r>
+        <w:rPr/>
+        <w:t xml:space="preserve"> e includono anche l'analisi di almeno un elemento di patrimonio presente nella via o nei dintorni (monumento, lapide, edificio storico, decorazione), collegato — dove pertinente — a un riferimento più ampio della storia dell'arte: dal patrimonio locale a quello globale (es. una facciata liberty di quartiere → il Liberty europeo; un'edicola votiva → l'iconografia mariana).</w:t>
       </w:r>
     </w:p>
     <w:p>
       <w:pPr>
         <w:pStyle w:val="Heading3"/>
+        <w:numPr>
+          <w:ilvl w:val="0"/>
+          <w:numId w:val="0"/>
+        </w:numPr>
         <w:bidi w:val="0"/>
         <w:ind w:hanging="0" w:left="0"/>
         <w:jc w:val="left"/>
@@ -2878,7 +2873,6 @@
           <w:tab w:val="left" w:pos="709" w:leader="none"/>
         </w:tabs>
         <w:bidi w:val="0"/>
-        <w:spacing w:before="0" w:after="0"/>
         <w:ind w:hanging="283" w:left="709"/>
         <w:jc w:val="left"/>
         <w:rPr/>
@@ -2960,7 +2954,7 @@
       </w:pPr>
       <w:r>
         <w:rPr/>
-        <w:t>La pagina deve rispettare la struttura di progetto e includere tutti gli elementi previsti.</w:t>
+        <w:t>La pagina deve rispettare la struttura di progetto e includere tutti gli elementi previsti, comprese le «voci dalla classe».</w:t>
       </w:r>
     </w:p>
     <w:p>
@@ -2982,6 +2976,37 @@
       <w:r>
         <w:rPr/>
         <w:t>Attenzione a: privacy (volti di minori, nomi reali), licenze delle immagini, attribuzione dei contenuti.</w:t>
+      </w:r>
+    </w:p>
+    <w:p>
+      <w:pPr>
+        <w:pStyle w:val="BodyText"/>
+        <w:numPr>
+          <w:ilvl w:val="0"/>
+          <w:numId w:val="14"/>
+        </w:numPr>
+        <w:tabs>
+          <w:tab w:val="clear" w:pos="709"/>
+          <w:tab w:val="left" w:pos="709" w:leader="none"/>
+        </w:tabs>
+        <w:bidi w:val="0"/>
+        <w:ind w:hanging="283" w:left="709"/>
+        <w:jc w:val="left"/>
+        <w:rPr/>
+      </w:pPr>
+      <w:r>
+        <w:rPr/>
+        <w:t xml:space="preserve">Tutte le immagini hanno un testo alternativo (attributo </w:t>
+      </w:r>
+      <w:r>
+        <w:rPr>
+          <w:rFonts w:ascii="Liberation Mono" w:hAnsi="Liberation Mono"/>
+        </w:rPr>
+        <w:t>alt</w:t>
+      </w:r>
+      <w:r>
+        <w:rPr/>
+        <w:t>) che le descrive brevemente.</w:t>
       </w:r>
     </w:p>
     <w:p>
@@ -3004,17 +3029,6 @@
     </w:p>
     <w:p>
       <w:pPr>
-        <w:pStyle w:val="HorizontalLine"/>
-        <w:bidi w:val="0"/>
-        <w:jc w:val="left"/>
-        <w:rPr/>
-      </w:pPr>
-      <w:r>
-        <w:rPr/>
-      </w:r>
-    </w:p>
-    <w:p>
-      <w:pPr>
         <w:pStyle w:val="Heading3"/>
         <w:bidi w:val="0"/>
         <w:ind w:hanging="0" w:left="0"/>
@@ -3161,13 +3175,222 @@
     </w:p>
     <w:p>
       <w:pPr>
-        <w:pStyle w:val="HorizontalLine"/>
-        <w:bidi w:val="0"/>
-        <w:jc w:val="left"/>
-        <w:rPr/>
-      </w:pPr>
-      <w:r>
-        <w:rPr/>
+        <w:pStyle w:val="Heading3"/>
+        <w:numPr>
+          <w:ilvl w:val="0"/>
+          <w:numId w:val="0"/>
+        </w:numPr>
+        <w:bidi w:val="0"/>
+        <w:ind w:hanging="0" w:left="0"/>
+        <w:jc w:val="left"/>
+        <w:rPr/>
+      </w:pPr>
+      <w:r>
+        <w:rPr/>
+        <w:t>Fase 9 — Restituzione pubblica e raccordo istituzionale</w:t>
+      </w:r>
+    </w:p>
+    <w:p>
+      <w:pPr>
+        <w:pStyle w:val="BodyText"/>
+        <w:bidi w:val="0"/>
+        <w:jc w:val="left"/>
+        <w:rPr/>
+      </w:pPr>
+      <w:r>
+        <w:rPr>
+          <w:b/>
+        </w:rPr>
+        <w:t>Durata:</w:t>
+      </w:r>
+      <w:r>
+        <w:rPr/>
+        <w:t xml:space="preserve"> 3–4 ore (parte fuori orario) | </w:t>
+      </w:r>
+      <w:r>
+        <w:rPr>
+          <w:b/>
+        </w:rPr>
+        <w:t>Discipline:</w:t>
+      </w:r>
+      <w:r>
+        <w:rPr/>
+        <w:t xml:space="preserve"> Italiano, Ed. Civica, (Informatica)</w:t>
+      </w:r>
+    </w:p>
+    <w:p>
+      <w:pPr>
+        <w:pStyle w:val="BodyText"/>
+        <w:numPr>
+          <w:ilvl w:val="0"/>
+          <w:numId w:val="16"/>
+        </w:numPr>
+        <w:tabs>
+          <w:tab w:val="clear" w:pos="709"/>
+          <w:tab w:val="left" w:pos="709" w:leader="none"/>
+        </w:tabs>
+        <w:bidi w:val="0"/>
+        <w:spacing w:before="0" w:after="0"/>
+        <w:ind w:hanging="283" w:left="709"/>
+        <w:jc w:val="left"/>
+        <w:rPr/>
+      </w:pPr>
+      <w:r>
+        <w:rPr/>
+        <w:t>La restituzione al territorio si articola in un menu di scelte tra cui la classe sceglie almeno una (obbligatoria):</w:t>
+      </w:r>
+    </w:p>
+    <w:p>
+      <w:pPr>
+        <w:pStyle w:val="BodyText"/>
+        <w:numPr>
+          <w:ilvl w:val="1"/>
+          <w:numId w:val="16"/>
+        </w:numPr>
+        <w:tabs>
+          <w:tab w:val="clear" w:pos="709"/>
+          <w:tab w:val="left" w:pos="1418" w:leader="none"/>
+        </w:tabs>
+        <w:bidi w:val="0"/>
+        <w:ind w:hanging="283" w:left="1418"/>
+        <w:jc w:val="left"/>
+        <w:rPr/>
+      </w:pPr>
+      <w:r>
+        <w:rPr>
+          <w:b/>
+        </w:rPr>
+        <w:t>Presentazione in commissione cultura o consiglio comunale</w:t>
+      </w:r>
+      <w:r>
+        <w:rPr/>
+        <w:t xml:space="preserve"> (anche in forma di deposito degli atti: dossier + link);</w:t>
+      </w:r>
+    </w:p>
+    <w:p>
+      <w:pPr>
+        <w:pStyle w:val="BodyText"/>
+        <w:numPr>
+          <w:ilvl w:val="1"/>
+          <w:numId w:val="16"/>
+        </w:numPr>
+        <w:tabs>
+          <w:tab w:val="clear" w:pos="709"/>
+          <w:tab w:val="left" w:pos="1418" w:leader="none"/>
+        </w:tabs>
+        <w:bidi w:val="0"/>
+        <w:ind w:hanging="283" w:left="1418"/>
+        <w:jc w:val="left"/>
+        <w:rPr/>
+      </w:pPr>
+      <w:r>
+        <w:rPr>
+          <w:b/>
+        </w:rPr>
+        <w:t>Comunicato stampa</w:t>
+      </w:r>
+      <w:r>
+        <w:rPr/>
+        <w:t xml:space="preserve"> redatto dagli studenti e inviato a testate locali;</w:t>
+      </w:r>
+    </w:p>
+    <w:p>
+      <w:pPr>
+        <w:pStyle w:val="BodyText"/>
+        <w:numPr>
+          <w:ilvl w:val="1"/>
+          <w:numId w:val="16"/>
+        </w:numPr>
+        <w:tabs>
+          <w:tab w:val="clear" w:pos="709"/>
+          <w:tab w:val="left" w:pos="1418" w:leader="none"/>
+        </w:tabs>
+        <w:bidi w:val="0"/>
+        <w:ind w:hanging="283" w:left="1418"/>
+        <w:jc w:val="left"/>
+        <w:rPr/>
+      </w:pPr>
+      <w:r>
+        <w:rPr>
+          <w:b/>
+        </w:rPr>
+        <w:t>Evento pubblico</w:t>
+      </w:r>
+      <w:r>
+        <w:rPr/>
+        <w:t xml:space="preserve"> (a scuola, in biblioteca, alla Pro Loco) con presentazione delle pagine e proiezione delle interviste;</w:t>
+      </w:r>
+    </w:p>
+    <w:p>
+      <w:pPr>
+        <w:pStyle w:val="BodyText"/>
+        <w:numPr>
+          <w:ilvl w:val="1"/>
+          <w:numId w:val="16"/>
+        </w:numPr>
+        <w:tabs>
+          <w:tab w:val="clear" w:pos="709"/>
+          <w:tab w:val="left" w:pos="1418" w:leader="none"/>
+        </w:tabs>
+        <w:bidi w:val="0"/>
+        <w:ind w:hanging="283" w:left="1418"/>
+        <w:jc w:val="left"/>
+        <w:rPr/>
+      </w:pPr>
+      <w:r>
+        <w:rPr>
+          <w:b/>
+        </w:rPr>
+        <w:t>Proposta formale al Comune</w:t>
+      </w:r>
+      <w:r>
+        <w:rPr/>
+        <w:t xml:space="preserve"> (es. progetto di targhe QR, segnalazione di vie prive di note storiche sul sito comunale).</w:t>
+      </w:r>
+    </w:p>
+    <w:p>
+      <w:pPr>
+        <w:pStyle w:val="BodyText"/>
+        <w:numPr>
+          <w:ilvl w:val="0"/>
+          <w:numId w:val="16"/>
+        </w:numPr>
+        <w:tabs>
+          <w:tab w:val="clear" w:pos="709"/>
+          <w:tab w:val="left" w:pos="709" w:leader="none"/>
+        </w:tabs>
+        <w:bidi w:val="0"/>
+        <w:ind w:hanging="283" w:left="709"/>
+        <w:jc w:val="left"/>
+        <w:rPr/>
+      </w:pPr>
+      <w:r>
+        <w:rPr>
+          <w:b/>
+        </w:rPr>
+        <w:t>Collegamento PCTO:</w:t>
+      </w:r>
+      <w:r>
+        <w:rPr/>
+        <w:t xml:space="preserve"> per il triennio, la fase può essere riconosciuta come attività PCTO in ambito culturale/comunicativo (relazioni con enti, comunicazione pubblica), con convenzione tra scuola ed ente ospitante.</w:t>
+      </w:r>
+    </w:p>
+    <w:p>
+      <w:pPr>
+        <w:pStyle w:val="BodyText"/>
+        <w:bidi w:val="0"/>
+        <w:jc w:val="left"/>
+        <w:rPr/>
+      </w:pPr>
+      <w:r>
+        <w:rPr>
+          <w:b/>
+        </w:rPr>
+        <w:t>Prodotto di fase:</w:t>
+      </w:r>
+      <w:r>
+        <w:rPr/>
+        <w:t xml:space="preserve"> dossier di restituzione (chi è stato contattato, cosa è stato presentato, esiti) + il materiale prodotto (comunicato, slides, proposta).</w:t>
       </w:r>
     </w:p>
     <w:p>
@@ -3220,7 +3443,7 @@
         <w:pStyle w:val="BodyText"/>
         <w:numPr>
           <w:ilvl w:val="0"/>
-          <w:numId w:val="16"/>
+          <w:numId w:val="17"/>
         </w:numPr>
         <w:tabs>
           <w:tab w:val="clear" w:pos="709"/>
@@ -3241,7 +3464,7 @@
         <w:pStyle w:val="BodyText"/>
         <w:numPr>
           <w:ilvl w:val="0"/>
-          <w:numId w:val="16"/>
+          <w:numId w:val="17"/>
         </w:numPr>
         <w:tabs>
           <w:tab w:val="clear" w:pos="709"/>
@@ -3262,7 +3485,7 @@
         <w:pStyle w:val="BodyText"/>
         <w:numPr>
           <w:ilvl w:val="0"/>
-          <w:numId w:val="16"/>
+          <w:numId w:val="17"/>
         </w:numPr>
         <w:tabs>
           <w:tab w:val="clear" w:pos="709"/>
@@ -3283,7 +3506,7 @@
         <w:pStyle w:val="BodyText"/>
         <w:numPr>
           <w:ilvl w:val="0"/>
-          <w:numId w:val="16"/>
+          <w:numId w:val="17"/>
         </w:numPr>
         <w:tabs>
           <w:tab w:val="clear" w:pos="709"/>
@@ -3304,7 +3527,7 @@
         <w:pStyle w:val="BodyText"/>
         <w:numPr>
           <w:ilvl w:val="0"/>
-          <w:numId w:val="16"/>
+          <w:numId w:val="17"/>
         </w:numPr>
         <w:tabs>
           <w:tab w:val="clear" w:pos="709"/>
@@ -3325,7 +3548,7 @@
         <w:pStyle w:val="BodyText"/>
         <w:numPr>
           <w:ilvl w:val="0"/>
-          <w:numId w:val="16"/>
+          <w:numId w:val="17"/>
         </w:numPr>
         <w:tabs>
           <w:tab w:val="clear" w:pos="709"/>
@@ -3346,7 +3569,7 @@
         <w:pStyle w:val="BodyText"/>
         <w:numPr>
           <w:ilvl w:val="0"/>
-          <w:numId w:val="16"/>
+          <w:numId w:val="17"/>
         </w:numPr>
         <w:tabs>
           <w:tab w:val="clear" w:pos="709"/>
@@ -3367,7 +3590,7 @@
         <w:pStyle w:val="BodyText"/>
         <w:numPr>
           <w:ilvl w:val="0"/>
-          <w:numId w:val="16"/>
+          <w:numId w:val="17"/>
         </w:numPr>
         <w:tabs>
           <w:tab w:val="clear" w:pos="709"/>
@@ -3388,7 +3611,7 @@
         <w:pStyle w:val="BodyText"/>
         <w:numPr>
           <w:ilvl w:val="0"/>
-          <w:numId w:val="16"/>
+          <w:numId w:val="17"/>
         </w:numPr>
         <w:tabs>
           <w:tab w:val="clear" w:pos="709"/>
@@ -3406,13 +3629,288 @@
     </w:p>
     <w:p>
       <w:pPr>
-        <w:pStyle w:val="HorizontalLine"/>
-        <w:bidi w:val="0"/>
-        <w:jc w:val="left"/>
-        <w:rPr/>
-      </w:pPr>
-      <w:r>
-        <w:rPr/>
+        <w:pStyle w:val="Heading2"/>
+        <w:numPr>
+          <w:ilvl w:val="0"/>
+          <w:numId w:val="0"/>
+        </w:numPr>
+        <w:bidi w:val="0"/>
+        <w:ind w:hanging="0" w:left="0"/>
+        <w:jc w:val="left"/>
+        <w:rPr/>
+      </w:pPr>
+      <w:r>
+        <w:rPr/>
+        <w:t>SEZIONE 6-bis — Personalizzazione e inclusione (BES e disabilità)</w:t>
+      </w:r>
+    </w:p>
+    <w:p>
+      <w:pPr>
+        <w:pStyle w:val="BlockQuotation"/>
+        <w:bidi w:val="0"/>
+        <w:jc w:val="left"/>
+        <w:rPr/>
+      </w:pPr>
+      <w:r>
+        <w:rPr/>
+        <w:t>Riferimenti: L. 104/1992; D.Lgs. 66/2017 e D.Lgs. 96/2019; D.I. 182/2020 (PEI); L. 170/2010 e D.M. 5669/2011 (DSA); D.M. 27/12/2012 e C.M. 8/2013 (BES).</w:t>
+      </w:r>
+    </w:p>
+    <w:p>
+      <w:pPr>
+        <w:pStyle w:val="BodyText"/>
+        <w:bidi w:val="0"/>
+        <w:jc w:val="left"/>
+        <w:rPr/>
+      </w:pPr>
+      <w:r>
+        <w:rPr/>
+        <w:t>Via Per Via è strutturalmente inclusivo perché la scelta è libera, la profondità adattabile e ogni contributo è valido: questo paragrafo traduce il principio in strumenti operativi, da raccordare con PEI e PDP degli alunni coinvolti.</w:t>
+      </w:r>
+    </w:p>
+    <w:p>
+      <w:pPr>
+        <w:pStyle w:val="BodyText"/>
+        <w:numPr>
+          <w:ilvl w:val="0"/>
+          <w:numId w:val="18"/>
+        </w:numPr>
+        <w:tabs>
+          <w:tab w:val="clear" w:pos="709"/>
+          <w:tab w:val="left" w:pos="709" w:leader="none"/>
+        </w:tabs>
+        <w:bidi w:val="0"/>
+        <w:spacing w:before="0" w:after="0"/>
+        <w:ind w:hanging="283" w:left="709"/>
+        <w:jc w:val="left"/>
+        <w:rPr/>
+      </w:pPr>
+      <w:r>
+        <w:rPr>
+          <w:b/>
+        </w:rPr>
+        <w:t>Formati alternativi del testo "...per via"</w:t>
+      </w:r>
+      <w:r>
+        <w:rPr/>
+        <w:t xml:space="preserve"> (equivalenti a tutti gli effetti, da indicare nel PEI/PDP come modalità di verifica personalizzata):</w:t>
+      </w:r>
+    </w:p>
+    <w:p>
+      <w:pPr>
+        <w:pStyle w:val="BodyText"/>
+        <w:numPr>
+          <w:ilvl w:val="1"/>
+          <w:numId w:val="18"/>
+        </w:numPr>
+        <w:tabs>
+          <w:tab w:val="clear" w:pos="709"/>
+          <w:tab w:val="left" w:pos="1418" w:leader="none"/>
+        </w:tabs>
+        <w:bidi w:val="0"/>
+        <w:ind w:hanging="283" w:left="1418"/>
+        <w:jc w:val="left"/>
+        <w:rPr/>
+      </w:pPr>
+      <w:r>
+        <w:rPr>
+          <w:b/>
+        </w:rPr>
+        <w:t>audio</w:t>
+      </w:r>
+      <w:r>
+        <w:rPr/>
+        <w:t>: il testo registrato con la propria voce (anche a partire da una scaletta), pubblicato come traccia nella pagina;</w:t>
+      </w:r>
+    </w:p>
+    <w:p>
+      <w:pPr>
+        <w:pStyle w:val="BodyText"/>
+        <w:numPr>
+          <w:ilvl w:val="1"/>
+          <w:numId w:val="18"/>
+        </w:numPr>
+        <w:tabs>
+          <w:tab w:val="clear" w:pos="709"/>
+          <w:tab w:val="left" w:pos="1418" w:leader="none"/>
+        </w:tabs>
+        <w:bidi w:val="0"/>
+        <w:ind w:hanging="283" w:left="1418"/>
+        <w:jc w:val="left"/>
+        <w:rPr/>
+      </w:pPr>
+      <w:r>
+        <w:rPr>
+          <w:b/>
+        </w:rPr>
+        <w:t>mappa visuale</w:t>
+      </w:r>
+      <w:r>
+        <w:rPr/>
+        <w:t>: mappa concettuale o storyboard illustrato che organizza le informazioni per immagini e parole-chiave;</w:t>
+      </w:r>
+    </w:p>
+    <w:p>
+      <w:pPr>
+        <w:pStyle w:val="BodyText"/>
+        <w:numPr>
+          <w:ilvl w:val="1"/>
+          <w:numId w:val="18"/>
+        </w:numPr>
+        <w:tabs>
+          <w:tab w:val="clear" w:pos="709"/>
+          <w:tab w:val="left" w:pos="1418" w:leader="none"/>
+        </w:tabs>
+        <w:bidi w:val="0"/>
+        <w:ind w:hanging="283" w:left="1418"/>
+        <w:jc w:val="left"/>
+        <w:rPr/>
+      </w:pPr>
+      <w:r>
+        <w:rPr>
+          <w:b/>
+        </w:rPr>
+        <w:t>contributo fotografico come prodotto principale</w:t>
+      </w:r>
+      <w:r>
+        <w:rPr/>
+        <w:t>: un racconto per immagini della via (8–12 foto con didascalie brevi), in cui il testo scritto si riduce alle didascalie;</w:t>
+      </w:r>
+    </w:p>
+    <w:p>
+      <w:pPr>
+        <w:pStyle w:val="BodyText"/>
+        <w:numPr>
+          <w:ilvl w:val="1"/>
+          <w:numId w:val="18"/>
+        </w:numPr>
+        <w:tabs>
+          <w:tab w:val="clear" w:pos="709"/>
+          <w:tab w:val="left" w:pos="1418" w:leader="none"/>
+        </w:tabs>
+        <w:bidi w:val="0"/>
+        <w:ind w:hanging="283" w:left="1418"/>
+        <w:jc w:val="left"/>
+        <w:rPr/>
+      </w:pPr>
+      <w:r>
+        <w:rPr>
+          <w:b/>
+        </w:rPr>
+        <w:t>testo facilitato</w:t>
+      </w:r>
+      <w:r>
+        <w:rPr/>
+        <w:t>: struttura a domande-guida (Chi? Quando? Perché questa via?), frasi brevi, supporto di un compagno tutor o del docente.</w:t>
+      </w:r>
+    </w:p>
+    <w:p>
+      <w:pPr>
+        <w:pStyle w:val="BodyText"/>
+        <w:numPr>
+          <w:ilvl w:val="0"/>
+          <w:numId w:val="18"/>
+        </w:numPr>
+        <w:tabs>
+          <w:tab w:val="clear" w:pos="709"/>
+          <w:tab w:val="left" w:pos="709" w:leader="none"/>
+        </w:tabs>
+        <w:bidi w:val="0"/>
+        <w:ind w:hanging="283" w:left="709"/>
+        <w:jc w:val="left"/>
+        <w:rPr/>
+      </w:pPr>
+      <w:r>
+        <w:rPr>
+          <w:b/>
+        </w:rPr>
+        <w:t>Ruoli differenziati nel gruppo</w:t>
+      </w:r>
+      <w:r>
+        <w:rPr/>
+        <w:t>: fotografo di via, cartografo (mappa e coordinate), intervistatore, illustratore del Diario visivo, ricercatore di fonti, curatore della pagina. Ogni ruolo produce una parte visibile e firmata del risultato: nessuno "aiuta soltanto", tutti firmano.</w:t>
+      </w:r>
+    </w:p>
+    <w:p>
+      <w:pPr>
+        <w:pStyle w:val="BodyText"/>
+        <w:numPr>
+          <w:ilvl w:val="0"/>
+          <w:numId w:val="18"/>
+        </w:numPr>
+        <w:tabs>
+          <w:tab w:val="clear" w:pos="709"/>
+          <w:tab w:val="left" w:pos="709" w:leader="none"/>
+        </w:tabs>
+        <w:bidi w:val="0"/>
+        <w:ind w:hanging="283" w:left="709"/>
+        <w:jc w:val="left"/>
+        <w:rPr/>
+      </w:pPr>
+      <w:r>
+        <w:rPr>
+          <w:b/>
+        </w:rPr>
+        <w:t>Strumenti compensativi</w:t>
+      </w:r>
+      <w:r>
+        <w:rPr/>
+        <w:t xml:space="preserve"> ammessi in ogni fase: sintesi vocale e dettatura, mappe e scalette, correttore ortografico, tempi aggiuntivi; </w:t>
+      </w:r>
+      <w:r>
+        <w:rPr>
+          <w:b/>
+        </w:rPr>
+        <w:t>misure dispensative</w:t>
+      </w:r>
+      <w:r>
+        <w:rPr/>
+        <w:t xml:space="preserve"> coerenti con il PDP (es. dispensa dalla lettura ad alta voce in presentazione, sostituita da supporto visivo).</w:t>
+      </w:r>
+    </w:p>
+    <w:p>
+      <w:pPr>
+        <w:pStyle w:val="BodyText"/>
+        <w:numPr>
+          <w:ilvl w:val="0"/>
+          <w:numId w:val="18"/>
+        </w:numPr>
+        <w:tabs>
+          <w:tab w:val="clear" w:pos="709"/>
+          <w:tab w:val="left" w:pos="709" w:leader="none"/>
+        </w:tabs>
+        <w:bidi w:val="0"/>
+        <w:ind w:hanging="283" w:left="709"/>
+        <w:jc w:val="left"/>
+        <w:rPr/>
+      </w:pPr>
+      <w:r>
+        <w:rPr>
+          <w:b/>
+        </w:rPr>
+        <w:t>Valutazione</w:t>
+      </w:r>
+      <w:r>
+        <w:rPr/>
+        <w:t>: le rubriche si applicano al formato scelto (la rubrica del testo vale per l'audio e per le didascalie del racconto fotografico, con gli stessi indicatori: accuratezza, rielaborazione, chiarezza, fonti). L'obiettivo resta identico per tutti: raccontare con parole — o immagini — proprie.</w:t>
+      </w:r>
+    </w:p>
+    <w:p>
+      <w:pPr>
+        <w:pStyle w:val="BodyText"/>
+        <w:bidi w:val="0"/>
+        <w:jc w:val="left"/>
+        <w:rPr/>
+      </w:pPr>
+      <w:r>
+        <w:rPr>
+          <w:b/>
+        </w:rPr>
+        <w:t>Secondaria di II grado:</w:t>
+      </w:r>
+      <w:r>
+        <w:rPr/>
+        <w:t xml:space="preserve"> gli adattamenti si raccordano con il PDP/PEI e, per il triennio, con l'eventuale progetto PCTO; la riflessione metacognitiva finale può essere svolta in colloquio invece che per iscritto.</w:t>
       </w:r>
     </w:p>
     <w:p>
@@ -3455,9 +3953,9 @@
         </w:tblCellMar>
       </w:tblPr>
       <w:tblGrid>
-        <w:gridCol w:w="4360"/>
+        <w:gridCol w:w="4304"/>
         <w:gridCol w:w="3578"/>
-        <w:gridCol w:w="1699"/>
+        <w:gridCol w:w="1755"/>
       </w:tblGrid>
       <w:tr>
         <w:trPr>
@@ -3465,7 +3963,7 @@
         </w:trPr>
         <w:tc>
           <w:tcPr>
-            <w:tcW w:w="4360" w:type="dxa"/>
+            <w:tcW w:w="4304" w:type="dxa"/>
             <w:tcBorders>
               <w:top w:val="single" w:sz="4" w:space="0" w:color="000000"/>
               <w:left w:val="single" w:sz="4" w:space="0" w:color="000000"/>
@@ -3509,7 +4007,7 @@
         </w:tc>
         <w:tc>
           <w:tcPr>
-            <w:tcW w:w="1699" w:type="dxa"/>
+            <w:tcW w:w="1755" w:type="dxa"/>
             <w:tcBorders>
               <w:top w:val="single" w:sz="4" w:space="0" w:color="000000"/>
               <w:left w:val="single" w:sz="4" w:space="0" w:color="000000"/>
@@ -3535,7 +4033,7 @@
         <w:trPr/>
         <w:tc>
           <w:tcPr>
-            <w:tcW w:w="4360" w:type="dxa"/>
+            <w:tcW w:w="4304" w:type="dxa"/>
             <w:tcBorders>
               <w:left w:val="single" w:sz="4" w:space="0" w:color="000000"/>
               <w:bottom w:val="single" w:sz="4" w:space="0" w:color="000000"/>
@@ -3577,7 +4075,7 @@
         </w:tc>
         <w:tc>
           <w:tcPr>
-            <w:tcW w:w="1699" w:type="dxa"/>
+            <w:tcW w:w="1755" w:type="dxa"/>
             <w:tcBorders>
               <w:left w:val="single" w:sz="4" w:space="0" w:color="000000"/>
               <w:bottom w:val="single" w:sz="4" w:space="0" w:color="000000"/>
@@ -3602,7 +4100,7 @@
         <w:trPr/>
         <w:tc>
           <w:tcPr>
-            <w:tcW w:w="4360" w:type="dxa"/>
+            <w:tcW w:w="4304" w:type="dxa"/>
             <w:tcBorders>
               <w:left w:val="single" w:sz="4" w:space="0" w:color="000000"/>
               <w:bottom w:val="single" w:sz="4" w:space="0" w:color="000000"/>
@@ -3644,7 +4142,7 @@
         </w:tc>
         <w:tc>
           <w:tcPr>
-            <w:tcW w:w="1699" w:type="dxa"/>
+            <w:tcW w:w="1755" w:type="dxa"/>
             <w:tcBorders>
               <w:left w:val="single" w:sz="4" w:space="0" w:color="000000"/>
               <w:bottom w:val="single" w:sz="4" w:space="0" w:color="000000"/>
@@ -3669,7 +4167,7 @@
         <w:trPr/>
         <w:tc>
           <w:tcPr>
-            <w:tcW w:w="4360" w:type="dxa"/>
+            <w:tcW w:w="4304" w:type="dxa"/>
             <w:tcBorders>
               <w:left w:val="single" w:sz="4" w:space="0" w:color="000000"/>
               <w:bottom w:val="single" w:sz="4" w:space="0" w:color="000000"/>
@@ -3711,7 +4209,7 @@
         </w:tc>
         <w:tc>
           <w:tcPr>
-            <w:tcW w:w="1699" w:type="dxa"/>
+            <w:tcW w:w="1755" w:type="dxa"/>
             <w:tcBorders>
               <w:left w:val="single" w:sz="4" w:space="0" w:color="000000"/>
               <w:bottom w:val="single" w:sz="4" w:space="0" w:color="000000"/>
@@ -3736,7 +4234,7 @@
         <w:trPr/>
         <w:tc>
           <w:tcPr>
-            <w:tcW w:w="4360" w:type="dxa"/>
+            <w:tcW w:w="4304" w:type="dxa"/>
             <w:tcBorders>
               <w:left w:val="single" w:sz="4" w:space="0" w:color="000000"/>
               <w:bottom w:val="single" w:sz="4" w:space="0" w:color="000000"/>
@@ -3778,7 +4276,7 @@
         </w:tc>
         <w:tc>
           <w:tcPr>
-            <w:tcW w:w="1699" w:type="dxa"/>
+            <w:tcW w:w="1755" w:type="dxa"/>
             <w:tcBorders>
               <w:left w:val="single" w:sz="4" w:space="0" w:color="000000"/>
               <w:bottom w:val="single" w:sz="4" w:space="0" w:color="000000"/>
@@ -3794,7 +4292,7 @@
             </w:pPr>
             <w:r>
               <w:rPr/>
-              <w:t>15%</w:t>
+              <w:t>10%</w:t>
             </w:r>
           </w:p>
         </w:tc>
@@ -3803,7 +4301,7 @@
         <w:trPr/>
         <w:tc>
           <w:tcPr>
-            <w:tcW w:w="4360" w:type="dxa"/>
+            <w:tcW w:w="4304" w:type="dxa"/>
             <w:tcBorders>
               <w:left w:val="single" w:sz="4" w:space="0" w:color="000000"/>
               <w:bottom w:val="single" w:sz="4" w:space="0" w:color="000000"/>
@@ -3845,7 +4343,7 @@
         </w:tc>
         <w:tc>
           <w:tcPr>
-            <w:tcW w:w="1699" w:type="dxa"/>
+            <w:tcW w:w="1755" w:type="dxa"/>
             <w:tcBorders>
               <w:left w:val="single" w:sz="4" w:space="0" w:color="000000"/>
               <w:bottom w:val="single" w:sz="4" w:space="0" w:color="000000"/>
@@ -3861,7 +4359,74 @@
             </w:pPr>
             <w:r>
               <w:rPr/>
-              <w:t>15%</w:t>
+              <w:t>10%</w:t>
+            </w:r>
+          </w:p>
+        </w:tc>
+      </w:tr>
+      <w:tr>
+        <w:trPr/>
+        <w:tc>
+          <w:tcPr>
+            <w:tcW w:w="4304" w:type="dxa"/>
+            <w:tcBorders>
+              <w:left w:val="single" w:sz="4" w:space="0" w:color="000000"/>
+              <w:bottom w:val="single" w:sz="4" w:space="0" w:color="000000"/>
+            </w:tcBorders>
+          </w:tcPr>
+          <w:p>
+            <w:pPr>
+              <w:pStyle w:val="TableContents"/>
+              <w:bidi w:val="0"/>
+              <w:jc w:val="left"/>
+              <w:rPr/>
+            </w:pPr>
+            <w:r>
+              <w:rPr/>
+              <w:t>Restituzione pubblica</w:t>
+            </w:r>
+          </w:p>
+        </w:tc>
+        <w:tc>
+          <w:tcPr>
+            <w:tcW w:w="3578" w:type="dxa"/>
+            <w:tcBorders>
+              <w:left w:val="single" w:sz="4" w:space="0" w:color="000000"/>
+              <w:bottom w:val="single" w:sz="4" w:space="0" w:color="000000"/>
+            </w:tcBorders>
+          </w:tcPr>
+          <w:p>
+            <w:pPr>
+              <w:pStyle w:val="TableContents"/>
+              <w:bidi w:val="0"/>
+              <w:jc w:val="left"/>
+              <w:rPr/>
+            </w:pPr>
+            <w:r>
+              <w:rPr/>
+              <w:t>Osservazione + prodotto</w:t>
+            </w:r>
+          </w:p>
+        </w:tc>
+        <w:tc>
+          <w:tcPr>
+            <w:tcW w:w="1755" w:type="dxa"/>
+            <w:tcBorders>
+              <w:left w:val="single" w:sz="4" w:space="0" w:color="000000"/>
+              <w:bottom w:val="single" w:sz="4" w:space="0" w:color="000000"/>
+              <w:right w:val="single" w:sz="4" w:space="0" w:color="000000"/>
+            </w:tcBorders>
+          </w:tcPr>
+          <w:p>
+            <w:pPr>
+              <w:pStyle w:val="TableContents"/>
+              <w:bidi w:val="0"/>
+              <w:jc w:val="left"/>
+              <w:rPr/>
+            </w:pPr>
+            <w:r>
+              <w:rPr/>
+              <w:t>10%</w:t>
             </w:r>
           </w:p>
         </w:tc>
@@ -3876,6 +4441,18 @@
       </w:pPr>
       <w:r>
         <w:rPr/>
+      </w:r>
+    </w:p>
+    <w:p>
+      <w:pPr>
+        <w:pStyle w:val="BodyText"/>
+        <w:bidi w:val="0"/>
+        <w:jc w:val="left"/>
+        <w:rPr/>
+      </w:pPr>
+      <w:r>
+        <w:rPr/>
+        <w:t>Nel livello Avanzato dell'indicatore di completezza della pagina web rientrano anche il testo alternativo su tutte le immagini e la presenza delle «voci dalla classe»; nel livello Base la loro assenza o genericità.</w:t>
       </w:r>
     </w:p>
     <w:p>
@@ -4594,7 +5171,7 @@
       </w:pPr>
       <w:r>
         <w:rPr/>
-        <w:t>Rubrica — Presentazione orale</w:t>
+        <w:t>Rubrica — Diario visivo</w:t>
       </w:r>
     </w:p>
     <w:tbl>
@@ -4752,7 +5329,7 @@
             </w:pPr>
             <w:r>
               <w:rPr/>
-              <w:t>Chiarezza espositiva</w:t>
+              <w:t>Diario visivo</w:t>
             </w:r>
           </w:p>
         </w:tc>
@@ -4773,7 +5350,7 @@
             </w:pPr>
             <w:r>
               <w:rPr/>
-              <w:t>Esposizione fluida, logica, accessibile</w:t>
+              <w:t>Elaborati originali con didascalie complete che integrano emozione, tecnica e contesto</w:t>
             </w:r>
           </w:p>
         </w:tc>
@@ -4794,7 +5371,7 @@
             </w:pPr>
             <w:r>
               <w:rPr/>
-              <w:t>Abbastanza chiara, con qualche incertezza</w:t>
+              <w:t>Didascalie presenti ma parziali</w:t>
             </w:r>
           </w:p>
         </w:tc>
@@ -4815,7 +5392,7 @@
             </w:pPr>
             <w:r>
               <w:rPr/>
-              <w:t>Comprensibile ma disorganizzata</w:t>
+              <w:t>Elaborati senza didascalie</w:t>
             </w:r>
           </w:p>
         </w:tc>
@@ -4837,7 +5414,168 @@
             </w:pPr>
             <w:r>
               <w:rPr/>
-              <w:t>Poco chiara o difficile da seguire</w:t>
+              <w:t>Elaborati assenti o non originali</w:t>
+            </w:r>
+          </w:p>
+        </w:tc>
+      </w:tr>
+    </w:tbl>
+    <w:p>
+      <w:pPr>
+        <w:pStyle w:val="BodyText"/>
+        <w:bidi w:val="0"/>
+        <w:jc w:val="left"/>
+        <w:rPr/>
+      </w:pPr>
+      <w:r>
+        <w:rPr/>
+      </w:r>
+    </w:p>
+    <w:p>
+      <w:pPr>
+        <w:pStyle w:val="Heading3"/>
+        <w:bidi w:val="0"/>
+        <w:ind w:hanging="0" w:left="0"/>
+        <w:jc w:val="left"/>
+        <w:rPr/>
+      </w:pPr>
+      <w:r>
+        <w:rPr/>
+        <w:t>Rubrica — Presentazione orale</w:t>
+      </w:r>
+    </w:p>
+    <w:tbl>
+      <w:tblPr>
+        <w:tblW w:w="5000" w:type="pct"/>
+        <w:jc w:val="left"/>
+        <w:tblInd w:w="55" w:type="dxa"/>
+        <w:tblLayout w:type="fixed"/>
+        <w:tblCellMar>
+          <w:top w:w="55" w:type="dxa"/>
+          <w:left w:w="55" w:type="dxa"/>
+          <w:bottom w:w="55" w:type="dxa"/>
+          <w:right w:w="55" w:type="dxa"/>
+        </w:tblCellMar>
+      </w:tblPr>
+      <w:tblGrid>
+        <w:gridCol w:w="1927"/>
+        <w:gridCol w:w="1928"/>
+        <w:gridCol w:w="1927"/>
+        <w:gridCol w:w="1928"/>
+        <w:gridCol w:w="1928"/>
+      </w:tblGrid>
+      <w:tr>
+        <w:trPr>
+          <w:tblHeader w:val="true"/>
+        </w:trPr>
+        <w:tc>
+          <w:tcPr>
+            <w:tcW w:w="1927" w:type="dxa"/>
+            <w:tcBorders>
+              <w:top w:val="single" w:sz="4" w:space="0" w:color="000000"/>
+              <w:left w:val="single" w:sz="4" w:space="0" w:color="000000"/>
+              <w:bottom w:val="single" w:sz="4" w:space="0" w:color="000000"/>
+            </w:tcBorders>
+          </w:tcPr>
+          <w:p>
+            <w:pPr>
+              <w:pStyle w:val="TableHeading"/>
+              <w:bidi w:val="0"/>
+              <w:jc w:val="left"/>
+              <w:rPr/>
+            </w:pPr>
+            <w:r>
+              <w:rPr/>
+              <w:t>Indicatore</w:t>
+            </w:r>
+          </w:p>
+        </w:tc>
+        <w:tc>
+          <w:tcPr>
+            <w:tcW w:w="1928" w:type="dxa"/>
+            <w:tcBorders>
+              <w:top w:val="single" w:sz="4" w:space="0" w:color="000000"/>
+              <w:left w:val="single" w:sz="4" w:space="0" w:color="000000"/>
+              <w:bottom w:val="single" w:sz="4" w:space="0" w:color="000000"/>
+            </w:tcBorders>
+          </w:tcPr>
+          <w:p>
+            <w:pPr>
+              <w:pStyle w:val="TableHeading"/>
+              <w:bidi w:val="0"/>
+              <w:jc w:val="left"/>
+              <w:rPr/>
+            </w:pPr>
+            <w:r>
+              <w:rPr/>
+              <w:t>Avanzato</w:t>
+            </w:r>
+          </w:p>
+        </w:tc>
+        <w:tc>
+          <w:tcPr>
+            <w:tcW w:w="1927" w:type="dxa"/>
+            <w:tcBorders>
+              <w:top w:val="single" w:sz="4" w:space="0" w:color="000000"/>
+              <w:left w:val="single" w:sz="4" w:space="0" w:color="000000"/>
+              <w:bottom w:val="single" w:sz="4" w:space="0" w:color="000000"/>
+            </w:tcBorders>
+          </w:tcPr>
+          <w:p>
+            <w:pPr>
+              <w:pStyle w:val="TableHeading"/>
+              <w:bidi w:val="0"/>
+              <w:jc w:val="left"/>
+              <w:rPr/>
+            </w:pPr>
+            <w:r>
+              <w:rPr/>
+              <w:t>Intermedio</w:t>
+            </w:r>
+          </w:p>
+        </w:tc>
+        <w:tc>
+          <w:tcPr>
+            <w:tcW w:w="1928" w:type="dxa"/>
+            <w:tcBorders>
+              <w:top w:val="single" w:sz="4" w:space="0" w:color="000000"/>
+              <w:left w:val="single" w:sz="4" w:space="0" w:color="000000"/>
+              <w:bottom w:val="single" w:sz="4" w:space="0" w:color="000000"/>
+            </w:tcBorders>
+          </w:tcPr>
+          <w:p>
+            <w:pPr>
+              <w:pStyle w:val="TableHeading"/>
+              <w:bidi w:val="0"/>
+              <w:jc w:val="left"/>
+              <w:rPr/>
+            </w:pPr>
+            <w:r>
+              <w:rPr/>
+              <w:t>Base</w:t>
+            </w:r>
+          </w:p>
+        </w:tc>
+        <w:tc>
+          <w:tcPr>
+            <w:tcW w:w="1928" w:type="dxa"/>
+            <w:tcBorders>
+              <w:top w:val="single" w:sz="4" w:space="0" w:color="000000"/>
+              <w:left w:val="single" w:sz="4" w:space="0" w:color="000000"/>
+              <w:bottom w:val="single" w:sz="4" w:space="0" w:color="000000"/>
+              <w:right w:val="single" w:sz="4" w:space="0" w:color="000000"/>
+            </w:tcBorders>
+          </w:tcPr>
+          <w:p>
+            <w:pPr>
+              <w:pStyle w:val="TableHeading"/>
+              <w:bidi w:val="0"/>
+              <w:jc w:val="left"/>
+              <w:rPr/>
+            </w:pPr>
+            <w:r>
+              <w:rPr/>
+              <w:t>In via di acquisizione</w:t>
             </w:r>
           </w:p>
         </w:tc>
@@ -4861,7 +5599,7 @@
             </w:pPr>
             <w:r>
               <w:rPr/>
-              <w:t>Padronanza dei contenuti</w:t>
+              <w:t>Chiarezza espositiva</w:t>
             </w:r>
           </w:p>
         </w:tc>
@@ -4882,7 +5620,7 @@
             </w:pPr>
             <w:r>
               <w:rPr/>
-              <w:t>Dimostra piena padronanza; risponde con sicurezza alle domande</w:t>
+              <w:t>Esposizione fluida, logica, accessibile</w:t>
             </w:r>
           </w:p>
         </w:tc>
@@ -4903,7 +5641,7 @@
             </w:pPr>
             <w:r>
               <w:rPr/>
-              <w:t>Buona conoscenza; qualche incertezza nelle domande</w:t>
+              <w:t>Abbastanza chiara, con qualche incertezza</w:t>
             </w:r>
           </w:p>
         </w:tc>
@@ -4924,7 +5662,7 @@
             </w:pPr>
             <w:r>
               <w:rPr/>
-              <w:t>Conoscenza essenziale del proprio contributo</w:t>
+              <w:t>Comprensibile ma disorganizzata</w:t>
             </w:r>
           </w:p>
         </w:tc>
@@ -4946,7 +5684,7 @@
             </w:pPr>
             <w:r>
               <w:rPr/>
-              <w:t>Conoscenza lacunosa anche dei propri contenuti</w:t>
+              <w:t>Poco chiara o difficile da seguire</w:t>
             </w:r>
           </w:p>
         </w:tc>
@@ -4970,6 +5708,115 @@
             </w:pPr>
             <w:r>
               <w:rPr/>
+              <w:t>Padronanza dei contenuti</w:t>
+            </w:r>
+          </w:p>
+        </w:tc>
+        <w:tc>
+          <w:tcPr>
+            <w:tcW w:w="1928" w:type="dxa"/>
+            <w:tcBorders>
+              <w:left w:val="single" w:sz="4" w:space="0" w:color="000000"/>
+              <w:bottom w:val="single" w:sz="4" w:space="0" w:color="000000"/>
+            </w:tcBorders>
+          </w:tcPr>
+          <w:p>
+            <w:pPr>
+              <w:pStyle w:val="TableContents"/>
+              <w:bidi w:val="0"/>
+              <w:jc w:val="left"/>
+              <w:rPr/>
+            </w:pPr>
+            <w:r>
+              <w:rPr/>
+              <w:t>Dimostra piena padronanza; risponde con sicurezza alle domande</w:t>
+            </w:r>
+          </w:p>
+        </w:tc>
+        <w:tc>
+          <w:tcPr>
+            <w:tcW w:w="1927" w:type="dxa"/>
+            <w:tcBorders>
+              <w:left w:val="single" w:sz="4" w:space="0" w:color="000000"/>
+              <w:bottom w:val="single" w:sz="4" w:space="0" w:color="000000"/>
+            </w:tcBorders>
+          </w:tcPr>
+          <w:p>
+            <w:pPr>
+              <w:pStyle w:val="TableContents"/>
+              <w:bidi w:val="0"/>
+              <w:jc w:val="left"/>
+              <w:rPr/>
+            </w:pPr>
+            <w:r>
+              <w:rPr/>
+              <w:t>Buona conoscenza; qualche incertezza nelle domande</w:t>
+            </w:r>
+          </w:p>
+        </w:tc>
+        <w:tc>
+          <w:tcPr>
+            <w:tcW w:w="1928" w:type="dxa"/>
+            <w:tcBorders>
+              <w:left w:val="single" w:sz="4" w:space="0" w:color="000000"/>
+              <w:bottom w:val="single" w:sz="4" w:space="0" w:color="000000"/>
+            </w:tcBorders>
+          </w:tcPr>
+          <w:p>
+            <w:pPr>
+              <w:pStyle w:val="TableContents"/>
+              <w:bidi w:val="0"/>
+              <w:jc w:val="left"/>
+              <w:rPr/>
+            </w:pPr>
+            <w:r>
+              <w:rPr/>
+              <w:t>Conoscenza essenziale del proprio contributo</w:t>
+            </w:r>
+          </w:p>
+        </w:tc>
+        <w:tc>
+          <w:tcPr>
+            <w:tcW w:w="1928" w:type="dxa"/>
+            <w:tcBorders>
+              <w:left w:val="single" w:sz="4" w:space="0" w:color="000000"/>
+              <w:bottom w:val="single" w:sz="4" w:space="0" w:color="000000"/>
+              <w:right w:val="single" w:sz="4" w:space="0" w:color="000000"/>
+            </w:tcBorders>
+          </w:tcPr>
+          <w:p>
+            <w:pPr>
+              <w:pStyle w:val="TableContents"/>
+              <w:bidi w:val="0"/>
+              <w:jc w:val="left"/>
+              <w:rPr/>
+            </w:pPr>
+            <w:r>
+              <w:rPr/>
+              <w:t>Conoscenza lacunosa anche dei propri contenuti</w:t>
+            </w:r>
+          </w:p>
+        </w:tc>
+      </w:tr>
+      <w:tr>
+        <w:trPr/>
+        <w:tc>
+          <w:tcPr>
+            <w:tcW w:w="1927" w:type="dxa"/>
+            <w:tcBorders>
+              <w:left w:val="single" w:sz="4" w:space="0" w:color="000000"/>
+              <w:bottom w:val="single" w:sz="4" w:space="0" w:color="000000"/>
+            </w:tcBorders>
+          </w:tcPr>
+          <w:p>
+            <w:pPr>
+              <w:pStyle w:val="TableContents"/>
+              <w:bidi w:val="0"/>
+              <w:jc w:val="left"/>
+              <w:rPr/>
+            </w:pPr>
+            <w:r>
+              <w:rPr/>
               <w:t>Uso del prodotto digitale</w:t>
             </w:r>
           </w:p>
@@ -5090,7 +5937,7 @@
         <w:pStyle w:val="BodyText"/>
         <w:numPr>
           <w:ilvl w:val="0"/>
-          <w:numId w:val="17"/>
+          <w:numId w:val="19"/>
         </w:numPr>
         <w:tabs>
           <w:tab w:val="clear" w:pos="709"/>
@@ -5111,7 +5958,7 @@
         <w:pStyle w:val="BodyText"/>
         <w:numPr>
           <w:ilvl w:val="0"/>
-          <w:numId w:val="17"/>
+          <w:numId w:val="19"/>
         </w:numPr>
         <w:tabs>
           <w:tab w:val="clear" w:pos="709"/>
@@ -5132,7 +5979,7 @@
         <w:pStyle w:val="BodyText"/>
         <w:numPr>
           <w:ilvl w:val="0"/>
-          <w:numId w:val="17"/>
+          <w:numId w:val="19"/>
         </w:numPr>
         <w:tabs>
           <w:tab w:val="clear" w:pos="709"/>
@@ -5153,7 +6000,7 @@
         <w:pStyle w:val="BodyText"/>
         <w:numPr>
           <w:ilvl w:val="0"/>
-          <w:numId w:val="17"/>
+          <w:numId w:val="19"/>
         </w:numPr>
         <w:tabs>
           <w:tab w:val="clear" w:pos="709"/>
@@ -5174,7 +6021,7 @@
         <w:pStyle w:val="BodyText"/>
         <w:numPr>
           <w:ilvl w:val="0"/>
-          <w:numId w:val="17"/>
+          <w:numId w:val="19"/>
         </w:numPr>
         <w:tabs>
           <w:tab w:val="clear" w:pos="709"/>
@@ -5195,7 +6042,7 @@
         <w:pStyle w:val="BodyText"/>
         <w:numPr>
           <w:ilvl w:val="0"/>
-          <w:numId w:val="17"/>
+          <w:numId w:val="19"/>
         </w:numPr>
         <w:tabs>
           <w:tab w:val="clear" w:pos="709"/>
@@ -5213,18 +6060,11 @@
     </w:p>
     <w:p>
       <w:pPr>
-        <w:pStyle w:val="HorizontalLine"/>
-        <w:bidi w:val="0"/>
-        <w:jc w:val="left"/>
-        <w:rPr/>
-      </w:pPr>
-      <w:r>
-        <w:rPr/>
-      </w:r>
-    </w:p>
-    <w:p>
-      <w:pPr>
         <w:pStyle w:val="Heading2"/>
+        <w:numPr>
+          <w:ilvl w:val="0"/>
+          <w:numId w:val="0"/>
+        </w:numPr>
         <w:bidi w:val="0"/>
         <w:ind w:hanging="0" w:left="0"/>
         <w:jc w:val="left"/>
@@ -5240,7 +6080,7 @@
         <w:pStyle w:val="BodyText"/>
         <w:numPr>
           <w:ilvl w:val="0"/>
-          <w:numId w:val="18"/>
+          <w:numId w:val="20"/>
         </w:numPr>
         <w:tabs>
           <w:tab w:val="clear" w:pos="709"/>
@@ -5261,7 +6101,7 @@
         <w:pStyle w:val="BodyText"/>
         <w:numPr>
           <w:ilvl w:val="0"/>
-          <w:numId w:val="18"/>
+          <w:numId w:val="20"/>
         </w:numPr>
         <w:tabs>
           <w:tab w:val="clear" w:pos="709"/>
@@ -5282,7 +6122,7 @@
         <w:pStyle w:val="BodyText"/>
         <w:numPr>
           <w:ilvl w:val="0"/>
-          <w:numId w:val="18"/>
+          <w:numId w:val="20"/>
         </w:numPr>
         <w:tabs>
           <w:tab w:val="clear" w:pos="709"/>
@@ -5303,7 +6143,7 @@
         <w:pStyle w:val="BodyText"/>
         <w:numPr>
           <w:ilvl w:val="0"/>
-          <w:numId w:val="18"/>
+          <w:numId w:val="20"/>
         </w:numPr>
         <w:tabs>
           <w:tab w:val="clear" w:pos="709"/>
@@ -5324,7 +6164,7 @@
         <w:pStyle w:val="BodyText"/>
         <w:numPr>
           <w:ilvl w:val="0"/>
-          <w:numId w:val="18"/>
+          <w:numId w:val="20"/>
         </w:numPr>
         <w:tabs>
           <w:tab w:val="clear" w:pos="709"/>
@@ -5345,7 +6185,7 @@
         <w:pStyle w:val="BodyText"/>
         <w:numPr>
           <w:ilvl w:val="0"/>
-          <w:numId w:val="18"/>
+          <w:numId w:val="20"/>
         </w:numPr>
         <w:tabs>
           <w:tab w:val="clear" w:pos="709"/>
@@ -5359,173 +6199,6 @@
       <w:r>
         <w:rPr/>
         <w:t>Griglia per la presentazione orale</w:t>
-      </w:r>
-    </w:p>
-    <w:p>
-      <w:pPr>
-        <w:pStyle w:val="HorizontalLine"/>
-        <w:bidi w:val="0"/>
-        <w:jc w:val="left"/>
-        <w:rPr/>
-      </w:pPr>
-      <w:r>
-        <w:rPr/>
-      </w:r>
-    </w:p>
-    <w:p>
-      <w:pPr>
-        <w:pStyle w:val="Heading2"/>
-        <w:bidi w:val="0"/>
-        <w:ind w:hanging="0" w:left="0"/>
-        <w:jc w:val="left"/>
-        <w:rPr/>
-      </w:pPr>
-      <w:r>
-        <w:rPr/>
-        <w:t>NOTE PER IL RACCORDO CON LE ISTITUZIONI LOCALI</w:t>
-      </w:r>
-    </w:p>
-    <w:p>
-      <w:pPr>
-        <w:pStyle w:val="BodyText"/>
-        <w:bidi w:val="0"/>
-        <w:jc w:val="left"/>
-        <w:rPr/>
-      </w:pPr>
-      <w:r>
-        <w:rPr/>
-        <w:t>Il progetto si presta a connessioni significative con:</w:t>
-      </w:r>
-    </w:p>
-    <w:p>
-      <w:pPr>
-        <w:pStyle w:val="BodyText"/>
-        <w:numPr>
-          <w:ilvl w:val="0"/>
-          <w:numId w:val="19"/>
-        </w:numPr>
-        <w:tabs>
-          <w:tab w:val="clear" w:pos="709"/>
-          <w:tab w:val="left" w:pos="709" w:leader="none"/>
-        </w:tabs>
-        <w:bidi w:val="0"/>
-        <w:ind w:hanging="283" w:left="709"/>
-        <w:jc w:val="left"/>
-        <w:rPr/>
-      </w:pPr>
-      <w:r>
-        <w:rPr>
-          <w:b/>
-        </w:rPr>
-        <w:t>Biblioteca o archivio comunale</w:t>
-      </w:r>
-      <w:r>
-        <w:rPr/>
-        <w:t xml:space="preserve"> — per fonti primarie e accesso a materiali storici locali</w:t>
-      </w:r>
-    </w:p>
-    <w:p>
-      <w:pPr>
-        <w:pStyle w:val="BodyText"/>
-        <w:numPr>
-          <w:ilvl w:val="0"/>
-          <w:numId w:val="19"/>
-        </w:numPr>
-        <w:tabs>
-          <w:tab w:val="clear" w:pos="709"/>
-          <w:tab w:val="left" w:pos="709" w:leader="none"/>
-        </w:tabs>
-        <w:bidi w:val="0"/>
-        <w:ind w:hanging="283" w:left="709"/>
-        <w:jc w:val="left"/>
-        <w:rPr/>
-      </w:pPr>
-      <w:r>
-        <w:rPr>
-          <w:b/>
-        </w:rPr>
-        <w:t>Pro Loco / associazioni culturali</w:t>
-      </w:r>
-      <w:r>
-        <w:rPr/>
-        <w:t xml:space="preserve"> — per testimonianze e collaborazione nella diffusione</w:t>
-      </w:r>
-    </w:p>
-    <w:p>
-      <w:pPr>
-        <w:pStyle w:val="BodyText"/>
-        <w:numPr>
-          <w:ilvl w:val="0"/>
-          <w:numId w:val="19"/>
-        </w:numPr>
-        <w:tabs>
-          <w:tab w:val="clear" w:pos="709"/>
-          <w:tab w:val="left" w:pos="709" w:leader="none"/>
-        </w:tabs>
-        <w:bidi w:val="0"/>
-        <w:ind w:hanging="283" w:left="709"/>
-        <w:jc w:val="left"/>
-        <w:rPr/>
-      </w:pPr>
-      <w:r>
-        <w:rPr>
-          <w:b/>
-        </w:rPr>
-        <w:t>Comune</w:t>
-      </w:r>
-      <w:r>
-        <w:rPr/>
-        <w:t xml:space="preserve"> — eventuale presentazione del lavoro in consiglio comunale o commissione cultura</w:t>
-      </w:r>
-    </w:p>
-    <w:p>
-      <w:pPr>
-        <w:pStyle w:val="BodyText"/>
-        <w:numPr>
-          <w:ilvl w:val="0"/>
-          <w:numId w:val="19"/>
-        </w:numPr>
-        <w:tabs>
-          <w:tab w:val="clear" w:pos="709"/>
-          <w:tab w:val="left" w:pos="709" w:leader="none"/>
-        </w:tabs>
-        <w:bidi w:val="0"/>
-        <w:ind w:hanging="283" w:left="709"/>
-        <w:jc w:val="left"/>
-        <w:rPr/>
-      </w:pPr>
-      <w:r>
-        <w:rPr>
-          <w:b/>
-        </w:rPr>
-        <w:t>Giornali locali / testate online</w:t>
-      </w:r>
-      <w:r>
-        <w:rPr/>
-        <w:t xml:space="preserve"> — per dare visibilità pubblica al progetto</w:t>
-      </w:r>
-    </w:p>
-    <w:p>
-      <w:pPr>
-        <w:pStyle w:val="BodyText"/>
-        <w:bidi w:val="0"/>
-        <w:jc w:val="left"/>
-        <w:rPr/>
-      </w:pPr>
-      <w:r>
-        <w:rPr/>
-        <w:t>Questi contatti, se attivati, arricchiscono il percorso e rafforzano la dimensione civica del progetto.</w:t>
-      </w:r>
-    </w:p>
-    <w:p>
-      <w:pPr>
-        <w:pStyle w:val="HorizontalLine"/>
-        <w:bidi w:val="0"/>
-        <w:jc w:val="left"/>
-        <w:rPr/>
-      </w:pPr>
-      <w:r>
-        <w:rPr/>
       </w:r>
     </w:p>
     <w:p>
@@ -7730,8 +8403,8 @@
   <w:abstractNum w:abstractNumId="17">
     <w:lvl w:ilvl="0">
       <w:start w:val="1"/>
-      <w:numFmt w:val="decimal"/>
-      <w:lvlText w:val="%1."/>
+      <w:numFmt w:val="bullet"/>
+      <w:lvlText w:val=""/>
       <w:lvlJc w:val="left"/>
       <w:pPr>
         <w:tabs>
@@ -7739,12 +8412,14 @@
         </w:tabs>
         <w:ind w:left="709" w:hanging="283"/>
       </w:pPr>
-      <w:rPr/>
+      <w:rPr>
+        <w:rFonts w:ascii="Symbol" w:hAnsi="Symbol" w:cs="Symbol" w:hint="default"/>
+      </w:rPr>
     </w:lvl>
     <w:lvl w:ilvl="1">
       <w:start w:val="1"/>
-      <w:numFmt w:val="decimal"/>
-      <w:lvlText w:val="%2."/>
+      <w:numFmt w:val="bullet"/>
+      <w:lvlText w:val=""/>
       <w:lvlJc w:val="left"/>
       <w:pPr>
         <w:tabs>
@@ -7752,12 +8427,14 @@
         </w:tabs>
         <w:ind w:left="1418" w:hanging="283"/>
       </w:pPr>
-      <w:rPr/>
+      <w:rPr>
+        <w:rFonts w:ascii="Symbol" w:hAnsi="Symbol" w:cs="Symbol" w:hint="default"/>
+      </w:rPr>
     </w:lvl>
     <w:lvl w:ilvl="2">
       <w:start w:val="1"/>
-      <w:numFmt w:val="decimal"/>
-      <w:lvlText w:val="%3."/>
+      <w:numFmt w:val="bullet"/>
+      <w:lvlText w:val=""/>
       <w:lvlJc w:val="left"/>
       <w:pPr>
         <w:tabs>
@@ -7765,12 +8442,14 @@
         </w:tabs>
         <w:ind w:left="2127" w:hanging="283"/>
       </w:pPr>
-      <w:rPr/>
+      <w:rPr>
+        <w:rFonts w:ascii="Symbol" w:hAnsi="Symbol" w:cs="Symbol" w:hint="default"/>
+      </w:rPr>
     </w:lvl>
     <w:lvl w:ilvl="3">
       <w:start w:val="1"/>
-      <w:numFmt w:val="decimal"/>
-      <w:lvlText w:val="%4."/>
+      <w:numFmt w:val="bullet"/>
+      <w:lvlText w:val=""/>
       <w:lvlJc w:val="left"/>
       <w:pPr>
         <w:tabs>
@@ -7778,12 +8457,14 @@
         </w:tabs>
         <w:ind w:left="2836" w:hanging="283"/>
       </w:pPr>
-      <w:rPr/>
+      <w:rPr>
+        <w:rFonts w:ascii="Symbol" w:hAnsi="Symbol" w:cs="Symbol" w:hint="default"/>
+      </w:rPr>
     </w:lvl>
     <w:lvl w:ilvl="4">
       <w:start w:val="1"/>
-      <w:numFmt w:val="decimal"/>
-      <w:lvlText w:val="%5."/>
+      <w:numFmt w:val="bullet"/>
+      <w:lvlText w:val=""/>
       <w:lvlJc w:val="left"/>
       <w:pPr>
         <w:tabs>
@@ -7791,12 +8472,14 @@
         </w:tabs>
         <w:ind w:left="3545" w:hanging="283"/>
       </w:pPr>
-      <w:rPr/>
+      <w:rPr>
+        <w:rFonts w:ascii="Symbol" w:hAnsi="Symbol" w:cs="Symbol" w:hint="default"/>
+      </w:rPr>
     </w:lvl>
     <w:lvl w:ilvl="5">
       <w:start w:val="1"/>
-      <w:numFmt w:val="decimal"/>
-      <w:lvlText w:val="%6."/>
+      <w:numFmt w:val="bullet"/>
+      <w:lvlText w:val=""/>
       <w:lvlJc w:val="left"/>
       <w:pPr>
         <w:tabs>
@@ -7804,12 +8487,14 @@
         </w:tabs>
         <w:ind w:left="4254" w:hanging="283"/>
       </w:pPr>
-      <w:rPr/>
+      <w:rPr>
+        <w:rFonts w:ascii="Symbol" w:hAnsi="Symbol" w:cs="Symbol" w:hint="default"/>
+      </w:rPr>
     </w:lvl>
     <w:lvl w:ilvl="6">
       <w:start w:val="1"/>
-      <w:numFmt w:val="decimal"/>
-      <w:lvlText w:val="%7."/>
+      <w:numFmt w:val="bullet"/>
+      <w:lvlText w:val=""/>
       <w:lvlJc w:val="left"/>
       <w:pPr>
         <w:tabs>
@@ -7817,12 +8502,14 @@
         </w:tabs>
         <w:ind w:left="4963" w:hanging="283"/>
       </w:pPr>
-      <w:rPr/>
+      <w:rPr>
+        <w:rFonts w:ascii="Symbol" w:hAnsi="Symbol" w:cs="Symbol" w:hint="default"/>
+      </w:rPr>
     </w:lvl>
     <w:lvl w:ilvl="7">
       <w:start w:val="1"/>
-      <w:numFmt w:val="decimal"/>
-      <w:lvlText w:val="%8."/>
+      <w:numFmt w:val="bullet"/>
+      <w:lvlText w:val=""/>
       <w:lvlJc w:val="left"/>
       <w:pPr>
         <w:tabs>
@@ -7830,12 +8517,14 @@
         </w:tabs>
         <w:ind w:left="5672" w:hanging="283"/>
       </w:pPr>
-      <w:rPr/>
+      <w:rPr>
+        <w:rFonts w:ascii="Symbol" w:hAnsi="Symbol" w:cs="Symbol" w:hint="default"/>
+      </w:rPr>
     </w:lvl>
     <w:lvl w:ilvl="8">
       <w:start w:val="1"/>
-      <w:numFmt w:val="decimal"/>
-      <w:lvlText w:val="%9."/>
+      <w:numFmt w:val="bullet"/>
+      <w:lvlText w:val=""/>
       <w:lvlJc w:val="left"/>
       <w:pPr>
         <w:tabs>
@@ -7843,7 +8532,9 @@
         </w:tabs>
         <w:ind w:left="6381" w:hanging="283"/>
       </w:pPr>
-      <w:rPr/>
+      <w:rPr>
+        <w:rFonts w:ascii="Symbol" w:hAnsi="Symbol" w:cs="Symbol" w:hint="default"/>
+      </w:rPr>
     </w:lvl>
   </w:abstractNum>
   <w:abstractNum w:abstractNumId="18">
@@ -7984,6 +8675,125 @@
     </w:lvl>
   </w:abstractNum>
   <w:abstractNum w:abstractNumId="19">
+    <w:lvl w:ilvl="0">
+      <w:start w:val="1"/>
+      <w:numFmt w:val="decimal"/>
+      <w:lvlText w:val="%1."/>
+      <w:lvlJc w:val="left"/>
+      <w:pPr>
+        <w:tabs>
+          <w:tab w:val="num" w:pos="709"/>
+        </w:tabs>
+        <w:ind w:left="709" w:hanging="283"/>
+      </w:pPr>
+      <w:rPr/>
+    </w:lvl>
+    <w:lvl w:ilvl="1">
+      <w:start w:val="1"/>
+      <w:numFmt w:val="decimal"/>
+      <w:lvlText w:val="%2."/>
+      <w:lvlJc w:val="left"/>
+      <w:pPr>
+        <w:tabs>
+          <w:tab w:val="num" w:pos="1418"/>
+        </w:tabs>
+        <w:ind w:left="1418" w:hanging="283"/>
+      </w:pPr>
+      <w:rPr/>
+    </w:lvl>
+    <w:lvl w:ilvl="2">
+      <w:start w:val="1"/>
+      <w:numFmt w:val="decimal"/>
+      <w:lvlText w:val="%3."/>
+      <w:lvlJc w:val="left"/>
+      <w:pPr>
+        <w:tabs>
+          <w:tab w:val="num" w:pos="2127"/>
+        </w:tabs>
+        <w:ind w:left="2127" w:hanging="283"/>
+      </w:pPr>
+      <w:rPr/>
+    </w:lvl>
+    <w:lvl w:ilvl="3">
+      <w:start w:val="1"/>
+      <w:numFmt w:val="decimal"/>
+      <w:lvlText w:val="%4."/>
+      <w:lvlJc w:val="left"/>
+      <w:pPr>
+        <w:tabs>
+          <w:tab w:val="num" w:pos="2836"/>
+        </w:tabs>
+        <w:ind w:left="2836" w:hanging="283"/>
+      </w:pPr>
+      <w:rPr/>
+    </w:lvl>
+    <w:lvl w:ilvl="4">
+      <w:start w:val="1"/>
+      <w:numFmt w:val="decimal"/>
+      <w:lvlText w:val="%5."/>
+      <w:lvlJc w:val="left"/>
+      <w:pPr>
+        <w:tabs>
+          <w:tab w:val="num" w:pos="3545"/>
+        </w:tabs>
+        <w:ind w:left="3545" w:hanging="283"/>
+      </w:pPr>
+      <w:rPr/>
+    </w:lvl>
+    <w:lvl w:ilvl="5">
+      <w:start w:val="1"/>
+      <w:numFmt w:val="decimal"/>
+      <w:lvlText w:val="%6."/>
+      <w:lvlJc w:val="left"/>
+      <w:pPr>
+        <w:tabs>
+          <w:tab w:val="num" w:pos="4254"/>
+        </w:tabs>
+        <w:ind w:left="4254" w:hanging="283"/>
+      </w:pPr>
+      <w:rPr/>
+    </w:lvl>
+    <w:lvl w:ilvl="6">
+      <w:start w:val="1"/>
+      <w:numFmt w:val="decimal"/>
+      <w:lvlText w:val="%7."/>
+      <w:lvlJc w:val="left"/>
+      <w:pPr>
+        <w:tabs>
+          <w:tab w:val="num" w:pos="4963"/>
+        </w:tabs>
+        <w:ind w:left="4963" w:hanging="283"/>
+      </w:pPr>
+      <w:rPr/>
+    </w:lvl>
+    <w:lvl w:ilvl="7">
+      <w:start w:val="1"/>
+      <w:numFmt w:val="decimal"/>
+      <w:lvlText w:val="%8."/>
+      <w:lvlJc w:val="left"/>
+      <w:pPr>
+        <w:tabs>
+          <w:tab w:val="num" w:pos="5672"/>
+        </w:tabs>
+        <w:ind w:left="5672" w:hanging="283"/>
+      </w:pPr>
+      <w:rPr/>
+    </w:lvl>
+    <w:lvl w:ilvl="8">
+      <w:start w:val="1"/>
+      <w:numFmt w:val="decimal"/>
+      <w:lvlText w:val="%9."/>
+      <w:lvlJc w:val="left"/>
+      <w:pPr>
+        <w:tabs>
+          <w:tab w:val="num" w:pos="6381"/>
+        </w:tabs>
+        <w:ind w:left="6381" w:hanging="283"/>
+      </w:pPr>
+      <w:rPr/>
+    </w:lvl>
+  </w:abstractNum>
+  <w:abstractNum w:abstractNumId="20">
     <w:lvl w:ilvl="0">
       <w:start w:val="1"/>
       <w:numFmt w:val="bullet"/>
@@ -8176,6 +8986,9 @@
   </w:num>
   <w:num w:numId="19">
     <w:abstractNumId w:val="19"/>
+  </w:num>
+  <w:num w:numId="20">
+    <w:abstractNumId w:val="20"/>
   </w:num>
 </w:numbering>
 </file>
@@ -8340,23 +9153,6 @@
     </w:pPr>
     <w:rPr>
       <w:rFonts w:cs="Arial Unicode MS"/>
-    </w:rPr>
-  </w:style>
-  <w:style w:type="paragraph" w:styleId="HorizontalLine">
-    <w:name w:val="Horizontal Line"/>
-    <w:basedOn w:val="Normal"/>
-    <w:next w:val="BodyText"/>
-    <w:qFormat/>
-    <w:pPr>
-      <w:suppressLineNumbers/>
-      <w:pBdr>
-        <w:bottom w:val="double" w:sz="2" w:space="0" w:color="808080"/>
-      </w:pBdr>
-      <w:spacing w:before="0" w:after="283"/>
-    </w:pPr>
-    <w:rPr>
-      <w:sz w:val="12"/>
-      <w:szCs w:val="12"/>
     </w:rPr>
   </w:style>
   <w:style w:type="paragraph" w:styleId="BlockQuotation">
